--- a/Manuel_Utilisation_Gestion_des_Contrats_Fournisseurs_D2MG.docx
+++ b/Manuel_Utilisation_Gestion_des_Contrats_Fournisseurs_D2MG.docx
@@ -24,7 +24,7 @@
         <w:tc>
           <w:tcPr>
             <w:tcW w:type="dxa" w:w="11906"/>
-            <w:shd w:fill="1B2F3F" w:color="auto" w:val="clear"/>
+            <w:shd w:fill="075E60" w:color="auto" w:val="clear"/>
             <w:tcMar>
               <w:top w:type="dxa" w:w="1000"/>
               <w:left w:type="dxa" w:w="1276"/>
@@ -60,7 +60,7 @@
                 <w:rFonts w:ascii="Calibri" w:cs="Calibri" w:eastAsia="Calibri" w:hAnsi="Calibri"/>
                 <w:i/>
                 <w:iCs/>
-                <w:color w:val="DCE6EC"/>
+                <w:color w:val="CFEFEF"/>
                 <w:sz w:val="18"/>
                 <w:szCs w:val="18"/>
               </w:rPr>
@@ -152,7 +152,7 @@
             <w:r>
               <w:rPr>
                 <w:rFonts w:ascii="Calibri" w:cs="Calibri" w:eastAsia="Calibri" w:hAnsi="Calibri"/>
-                <w:color w:val="DCE6EC"/>
+                <w:color w:val="CFEFEF"/>
                 <w:sz w:val="20"/>
                 <w:szCs w:val="20"/>
               </w:rPr>
@@ -167,7 +167,7 @@
             <w:r>
               <w:rPr>
                 <w:rFonts w:ascii="Calibri" w:cs="Calibri" w:eastAsia="Calibri" w:hAnsi="Calibri"/>
-                <w:color w:val="DCE6EC"/>
+                <w:color w:val="CFEFEF"/>
                 <w:sz w:val="18"/>
                 <w:szCs w:val="18"/>
               </w:rPr>
@@ -228,7 +228,7 @@
           <w:rFonts w:ascii="Calibri" w:cs="Calibri" w:eastAsia="Calibri" w:hAnsi="Calibri"/>
           <w:b/>
           <w:bCs/>
-          <w:color w:val="1B2F3F"/>
+          <w:color w:val="075E60"/>
           <w:sz w:val="34"/>
           <w:szCs w:val="34"/>
         </w:rPr>
@@ -247,7 +247,7 @@
           <w:rFonts w:ascii="Calibri" w:cs="Calibri" w:eastAsia="Calibri" w:hAnsi="Calibri"/>
           <w:b/>
           <w:bCs/>
-          <w:color w:val="1B2F3F"/>
+          <w:color w:val="075E60"/>
           <w:sz w:val="21"/>
           <w:szCs w:val="21"/>
         </w:rPr>
@@ -256,7 +256,7 @@
       <w:r>
         <w:rPr>
           <w:rFonts w:ascii="Calibri" w:cs="Calibri" w:eastAsia="Calibri" w:hAnsi="Calibri"/>
-          <w:color w:val="1B2F3F"/>
+          <w:color w:val="075E60"/>
           <w:sz w:val="21"/>
           <w:szCs w:val="21"/>
         </w:rPr>
@@ -275,7 +275,7 @@
           <w:rFonts w:ascii="Calibri" w:cs="Calibri" w:eastAsia="Calibri" w:hAnsi="Calibri"/>
           <w:b/>
           <w:bCs/>
-          <w:color w:val="1B2F3F"/>
+          <w:color w:val="075E60"/>
           <w:sz w:val="21"/>
           <w:szCs w:val="21"/>
         </w:rPr>
@@ -284,7 +284,7 @@
       <w:r>
         <w:rPr>
           <w:rFonts w:ascii="Calibri" w:cs="Calibri" w:eastAsia="Calibri" w:hAnsi="Calibri"/>
-          <w:color w:val="1B2F3F"/>
+          <w:color w:val="075E60"/>
           <w:sz w:val="21"/>
           <w:szCs w:val="21"/>
         </w:rPr>
@@ -303,7 +303,7 @@
           <w:rFonts w:ascii="Calibri" w:cs="Calibri" w:eastAsia="Calibri" w:hAnsi="Calibri"/>
           <w:b/>
           <w:bCs/>
-          <w:color w:val="1B2F3F"/>
+          <w:color w:val="075E60"/>
           <w:sz w:val="21"/>
           <w:szCs w:val="21"/>
         </w:rPr>
@@ -312,7 +312,7 @@
       <w:r>
         <w:rPr>
           <w:rFonts w:ascii="Calibri" w:cs="Calibri" w:eastAsia="Calibri" w:hAnsi="Calibri"/>
-          <w:color w:val="1B2F3F"/>
+          <w:color w:val="075E60"/>
           <w:sz w:val="21"/>
           <w:szCs w:val="21"/>
         </w:rPr>
@@ -331,7 +331,7 @@
           <w:rFonts w:ascii="Calibri" w:cs="Calibri" w:eastAsia="Calibri" w:hAnsi="Calibri"/>
           <w:b/>
           <w:bCs/>
-          <w:color w:val="1B2F3F"/>
+          <w:color w:val="075E60"/>
           <w:sz w:val="21"/>
           <w:szCs w:val="21"/>
         </w:rPr>
@@ -340,7 +340,7 @@
       <w:r>
         <w:rPr>
           <w:rFonts w:ascii="Calibri" w:cs="Calibri" w:eastAsia="Calibri" w:hAnsi="Calibri"/>
-          <w:color w:val="1B2F3F"/>
+          <w:color w:val="075E60"/>
           <w:sz w:val="21"/>
           <w:szCs w:val="21"/>
         </w:rPr>
@@ -359,7 +359,7 @@
           <w:rFonts w:ascii="Calibri" w:cs="Calibri" w:eastAsia="Calibri" w:hAnsi="Calibri"/>
           <w:b/>
           <w:bCs/>
-          <w:color w:val="1B2F3F"/>
+          <w:color w:val="075E60"/>
           <w:sz w:val="21"/>
           <w:szCs w:val="21"/>
         </w:rPr>
@@ -368,7 +368,7 @@
       <w:r>
         <w:rPr>
           <w:rFonts w:ascii="Calibri" w:cs="Calibri" w:eastAsia="Calibri" w:hAnsi="Calibri"/>
-          <w:color w:val="1B2F3F"/>
+          <w:color w:val="075E60"/>
           <w:sz w:val="21"/>
           <w:szCs w:val="21"/>
         </w:rPr>
@@ -387,7 +387,7 @@
           <w:rFonts w:ascii="Calibri" w:cs="Calibri" w:eastAsia="Calibri" w:hAnsi="Calibri"/>
           <w:b/>
           <w:bCs/>
-          <w:color w:val="1B2F3F"/>
+          <w:color w:val="075E60"/>
           <w:sz w:val="21"/>
           <w:szCs w:val="21"/>
         </w:rPr>
@@ -396,7 +396,7 @@
       <w:r>
         <w:rPr>
           <w:rFonts w:ascii="Calibri" w:cs="Calibri" w:eastAsia="Calibri" w:hAnsi="Calibri"/>
-          <w:color w:val="1B2F3F"/>
+          <w:color w:val="075E60"/>
           <w:sz w:val="21"/>
           <w:szCs w:val="21"/>
         </w:rPr>
@@ -415,7 +415,7 @@
           <w:rFonts w:ascii="Calibri" w:cs="Calibri" w:eastAsia="Calibri" w:hAnsi="Calibri"/>
           <w:b/>
           <w:bCs/>
-          <w:color w:val="1B2F3F"/>
+          <w:color w:val="075E60"/>
           <w:sz w:val="21"/>
           <w:szCs w:val="21"/>
         </w:rPr>
@@ -424,7 +424,7 @@
       <w:r>
         <w:rPr>
           <w:rFonts w:ascii="Calibri" w:cs="Calibri" w:eastAsia="Calibri" w:hAnsi="Calibri"/>
-          <w:color w:val="1B2F3F"/>
+          <w:color w:val="075E60"/>
           <w:sz w:val="21"/>
           <w:szCs w:val="21"/>
         </w:rPr>
@@ -443,7 +443,7 @@
           <w:rFonts w:ascii="Calibri" w:cs="Calibri" w:eastAsia="Calibri" w:hAnsi="Calibri"/>
           <w:b/>
           <w:bCs/>
-          <w:color w:val="1B2F3F"/>
+          <w:color w:val="075E60"/>
           <w:sz w:val="21"/>
           <w:szCs w:val="21"/>
         </w:rPr>
@@ -452,7 +452,7 @@
       <w:r>
         <w:rPr>
           <w:rFonts w:ascii="Calibri" w:cs="Calibri" w:eastAsia="Calibri" w:hAnsi="Calibri"/>
-          <w:color w:val="1B2F3F"/>
+          <w:color w:val="075E60"/>
           <w:sz w:val="21"/>
           <w:szCs w:val="21"/>
         </w:rPr>
@@ -471,7 +471,7 @@
           <w:rFonts w:ascii="Calibri" w:cs="Calibri" w:eastAsia="Calibri" w:hAnsi="Calibri"/>
           <w:b/>
           <w:bCs/>
-          <w:color w:val="1B2F3F"/>
+          <w:color w:val="075E60"/>
           <w:sz w:val="21"/>
           <w:szCs w:val="21"/>
         </w:rPr>
@@ -480,7 +480,7 @@
       <w:r>
         <w:rPr>
           <w:rFonts w:ascii="Calibri" w:cs="Calibri" w:eastAsia="Calibri" w:hAnsi="Calibri"/>
-          <w:color w:val="1B2F3F"/>
+          <w:color w:val="075E60"/>
           <w:sz w:val="21"/>
           <w:szCs w:val="21"/>
         </w:rPr>
@@ -499,7 +499,7 @@
           <w:rFonts w:ascii="Calibri" w:cs="Calibri" w:eastAsia="Calibri" w:hAnsi="Calibri"/>
           <w:b/>
           <w:bCs/>
-          <w:color w:val="1B2F3F"/>
+          <w:color w:val="075E60"/>
           <w:sz w:val="21"/>
           <w:szCs w:val="21"/>
         </w:rPr>
@@ -508,7 +508,7 @@
       <w:r>
         <w:rPr>
           <w:rFonts w:ascii="Calibri" w:cs="Calibri" w:eastAsia="Calibri" w:hAnsi="Calibri"/>
-          <w:color w:val="1B2F3F"/>
+          <w:color w:val="075E60"/>
           <w:sz w:val="21"/>
           <w:szCs w:val="21"/>
         </w:rPr>
@@ -527,7 +527,7 @@
           <w:rFonts w:ascii="Calibri" w:cs="Calibri" w:eastAsia="Calibri" w:hAnsi="Calibri"/>
           <w:b/>
           <w:bCs/>
-          <w:color w:val="1B2F3F"/>
+          <w:color w:val="075E60"/>
           <w:sz w:val="21"/>
           <w:szCs w:val="21"/>
         </w:rPr>
@@ -536,7 +536,7 @@
       <w:r>
         <w:rPr>
           <w:rFonts w:ascii="Calibri" w:cs="Calibri" w:eastAsia="Calibri" w:hAnsi="Calibri"/>
-          <w:color w:val="1B2F3F"/>
+          <w:color w:val="075E60"/>
           <w:sz w:val="21"/>
           <w:szCs w:val="21"/>
         </w:rPr>
@@ -555,7 +555,7 @@
           <w:rFonts w:ascii="Calibri" w:cs="Calibri" w:eastAsia="Calibri" w:hAnsi="Calibri"/>
           <w:b/>
           <w:bCs/>
-          <w:color w:val="1B2F3F"/>
+          <w:color w:val="075E60"/>
           <w:sz w:val="21"/>
           <w:szCs w:val="21"/>
         </w:rPr>
@@ -564,7 +564,7 @@
       <w:r>
         <w:rPr>
           <w:rFonts w:ascii="Calibri" w:cs="Calibri" w:eastAsia="Calibri" w:hAnsi="Calibri"/>
-          <w:color w:val="1B2F3F"/>
+          <w:color w:val="075E60"/>
           <w:sz w:val="21"/>
           <w:szCs w:val="21"/>
         </w:rPr>
@@ -583,7 +583,7 @@
           <w:rFonts w:ascii="Calibri" w:cs="Calibri" w:eastAsia="Calibri" w:hAnsi="Calibri"/>
           <w:b/>
           <w:bCs/>
-          <w:color w:val="1B2F3F"/>
+          <w:color w:val="075E60"/>
           <w:sz w:val="21"/>
           <w:szCs w:val="21"/>
         </w:rPr>
@@ -592,7 +592,7 @@
       <w:r>
         <w:rPr>
           <w:rFonts w:ascii="Calibri" w:cs="Calibri" w:eastAsia="Calibri" w:hAnsi="Calibri"/>
-          <w:color w:val="1B2F3F"/>
+          <w:color w:val="075E60"/>
           <w:sz w:val="21"/>
           <w:szCs w:val="21"/>
         </w:rPr>
@@ -611,7 +611,7 @@
           <w:rFonts w:ascii="Calibri" w:cs="Calibri" w:eastAsia="Calibri" w:hAnsi="Calibri"/>
           <w:b/>
           <w:bCs/>
-          <w:color w:val="1B2F3F"/>
+          <w:color w:val="075E60"/>
           <w:sz w:val="21"/>
           <w:szCs w:val="21"/>
         </w:rPr>
@@ -620,7 +620,7 @@
       <w:r>
         <w:rPr>
           <w:rFonts w:ascii="Calibri" w:cs="Calibri" w:eastAsia="Calibri" w:hAnsi="Calibri"/>
-          <w:color w:val="1B2F3F"/>
+          <w:color w:val="075E60"/>
           <w:sz w:val="21"/>
           <w:szCs w:val="21"/>
         </w:rPr>
@@ -639,7 +639,7 @@
           <w:rFonts w:ascii="Calibri" w:cs="Calibri" w:eastAsia="Calibri" w:hAnsi="Calibri"/>
           <w:b/>
           <w:bCs/>
-          <w:color w:val="1B2F3F"/>
+          <w:color w:val="075E60"/>
           <w:sz w:val="21"/>
           <w:szCs w:val="21"/>
         </w:rPr>
@@ -648,7 +648,7 @@
       <w:r>
         <w:rPr>
           <w:rFonts w:ascii="Calibri" w:cs="Calibri" w:eastAsia="Calibri" w:hAnsi="Calibri"/>
-          <w:color w:val="1B2F3F"/>
+          <w:color w:val="075E60"/>
           <w:sz w:val="21"/>
           <w:szCs w:val="21"/>
         </w:rPr>
@@ -667,7 +667,7 @@
           <w:rFonts w:ascii="Calibri" w:cs="Calibri" w:eastAsia="Calibri" w:hAnsi="Calibri"/>
           <w:b/>
           <w:bCs/>
-          <w:color w:val="1B2F3F"/>
+          <w:color w:val="075E60"/>
           <w:sz w:val="21"/>
           <w:szCs w:val="21"/>
         </w:rPr>
@@ -676,7 +676,7 @@
       <w:r>
         <w:rPr>
           <w:rFonts w:ascii="Calibri" w:cs="Calibri" w:eastAsia="Calibri" w:hAnsi="Calibri"/>
-          <w:color w:val="1B2F3F"/>
+          <w:color w:val="075E60"/>
           <w:sz w:val="21"/>
           <w:szCs w:val="21"/>
         </w:rPr>
@@ -708,7 +708,7 @@
         <w:tc>
           <w:tcPr>
             <w:tcW w:type="dxa" w:w="1100"/>
-            <w:shd w:fill="1B2F3F" w:color="auto" w:val="clear"/>
+            <w:shd w:fill="075E60" w:color="auto" w:val="clear"/>
             <w:tcMar>
               <w:top w:type="dxa" w:w="200"/>
               <w:left w:type="dxa" w:w="160"/>
@@ -734,7 +734,7 @@
         <w:tc>
           <w:tcPr>
             <w:tcW w:type="dxa" w:w="8260"/>
-            <w:shd w:fill="1B2F3F" w:color="auto" w:val="clear"/>
+            <w:shd w:fill="075E60" w:color="auto" w:val="clear"/>
             <w:tcMar>
               <w:top w:type="dxa" w:w="200"/>
               <w:left w:type="dxa" w:w="220"/>
@@ -763,7 +763,7 @@
             <w:r>
               <w:rPr>
                 <w:rFonts w:ascii="Calibri" w:cs="Calibri" w:eastAsia="Calibri" w:hAnsi="Calibri"/>
-                <w:color w:val="DCE6EC"/>
+                <w:color w:val="CFEFEF"/>
                 <w:sz w:val="18"/>
                 <w:szCs w:val="18"/>
               </w:rPr>
@@ -1045,7 +1045,7 @@
           <w:sz w:val="22"/>
           <w:szCs w:val="22"/>
         </w:rPr>
-        <w:t xml:space="preserve">Une édition sans capture d'écran</w:t>
+        <w:t xml:space="preserve">Une édition illustrée de captures d'écran</w:t>
       </w:r>
     </w:p>
     <w:p>
@@ -1061,7 +1061,7 @@
           <w:sz w:val="20"/>
           <w:szCs w:val="20"/>
         </w:rPr>
-        <w:t xml:space="preserve">Cette première édition décrit précisément chaque écran, ses champs et ses actions, mais ne comporte pas encore de captures d'écran réelles de l'application : le module vient d'entrer en service en ligne. Une prochaine édition les ajoutera. En attendant, le mode d'emploi intégré à l'application (menu « Mode d'emploi ») reste la référence la plus à jour, avec vos propres droits d'usage recalculés en direct.</w:t>
+        <w:t xml:space="preserve">Cette édition décrit précisément chaque écran, ses champs et ses actions, et illustre les principaux écrans par des captures représentatives de l'application (tableau de bord, enregistrement, import, registre, grille fournisseur, alertes). Les libellés, montants et statuts affichés dans ces captures sont des exemples ; l'écran réel reflète toujours vos propres contrats et vos propres droits d'usage. Le mode d'emploi intégré à l'application (menu « Mode d'emploi ») reste la référence la plus à jour, avec vos droits recalculés en direct.</w:t>
       </w:r>
     </w:p>
     <w:p>
@@ -1089,7 +1089,7 @@
         <w:tc>
           <w:tcPr>
             <w:tcW w:type="dxa" w:w="1100"/>
-            <w:shd w:fill="1B2F3F" w:color="auto" w:val="clear"/>
+            <w:shd w:fill="075E60" w:color="auto" w:val="clear"/>
             <w:tcMar>
               <w:top w:type="dxa" w:w="200"/>
               <w:left w:type="dxa" w:w="160"/>
@@ -1115,7 +1115,7 @@
         <w:tc>
           <w:tcPr>
             <w:tcW w:type="dxa" w:w="8260"/>
-            <w:shd w:fill="1B2F3F" w:color="auto" w:val="clear"/>
+            <w:shd w:fill="075E60" w:color="auto" w:val="clear"/>
             <w:tcMar>
               <w:top w:type="dxa" w:w="200"/>
               <w:left w:type="dxa" w:w="220"/>
@@ -1144,7 +1144,7 @@
             <w:r>
               <w:rPr>
                 <w:rFonts w:ascii="Calibri" w:cs="Calibri" w:eastAsia="Calibri" w:hAnsi="Calibri"/>
-                <w:color w:val="DCE6EC"/>
+                <w:color w:val="CFEFEF"/>
                 <w:sz w:val="18"/>
                 <w:szCs w:val="18"/>
               </w:rPr>
@@ -1179,12 +1179,12 @@
           <w:tcPr>
             <w:tcW w:type="dxa" w:w="9360"/>
             <w:tcBorders>
-              <w:top w:val="single" w:color="E7ECF1" w:sz="2"/>
-              <w:left w:val="single" w:color="2C4A63" w:sz="24"/>
-              <w:bottom w:val="single" w:color="E7ECF1" w:sz="2"/>
-              <w:right w:val="single" w:color="E7ECF1" w:sz="2"/>
+              <w:top w:val="single" w:color="E1F5F5" w:sz="2"/>
+              <w:left w:val="single" w:color="0C8B8E" w:sz="24"/>
+              <w:bottom w:val="single" w:color="E1F5F5" w:sz="2"/>
+              <w:right w:val="single" w:color="E1F5F5" w:sz="2"/>
             </w:tcBorders>
-            <w:shd w:fill="E7ECF1" w:color="auto" w:val="clear"/>
+            <w:shd w:fill="E1F5F5" w:color="auto" w:val="clear"/>
             <w:tcMar>
               <w:top w:type="dxa" w:w="140"/>
               <w:left w:type="dxa" w:w="220"/>
@@ -1201,7 +1201,7 @@
                 <w:rFonts w:ascii="Calibri" w:cs="Calibri" w:eastAsia="Calibri" w:hAnsi="Calibri"/>
                 <w:b/>
                 <w:bCs/>
-                <w:color w:val="1B2F3F"/>
+                <w:color w:val="075E60"/>
                 <w:sz w:val="18"/>
                 <w:szCs w:val="18"/>
               </w:rPr>
@@ -1477,7 +1477,7 @@
         <w:tc>
           <w:tcPr>
             <w:tcW w:type="dxa" w:w="1100"/>
-            <w:shd w:fill="1B2F3F" w:color="auto" w:val="clear"/>
+            <w:shd w:fill="075E60" w:color="auto" w:val="clear"/>
             <w:tcMar>
               <w:top w:type="dxa" w:w="200"/>
               <w:left w:type="dxa" w:w="160"/>
@@ -1503,7 +1503,7 @@
         <w:tc>
           <w:tcPr>
             <w:tcW w:type="dxa" w:w="8260"/>
-            <w:shd w:fill="1B2F3F" w:color="auto" w:val="clear"/>
+            <w:shd w:fill="075E60" w:color="auto" w:val="clear"/>
             <w:tcMar>
               <w:top w:type="dxa" w:w="200"/>
               <w:left w:type="dxa" w:w="220"/>
@@ -1532,7 +1532,7 @@
             <w:r>
               <w:rPr>
                 <w:rFonts w:ascii="Calibri" w:cs="Calibri" w:eastAsia="Calibri" w:hAnsi="Calibri"/>
-                <w:color w:val="DCE6EC"/>
+                <w:color w:val="CFEFEF"/>
                 <w:sz w:val="18"/>
                 <w:szCs w:val="18"/>
               </w:rPr>
@@ -1567,12 +1567,12 @@
           <w:tcPr>
             <w:tcW w:type="dxa" w:w="9360"/>
             <w:tcBorders>
-              <w:top w:val="single" w:color="E7ECF1" w:sz="2"/>
-              <w:left w:val="single" w:color="2C4A63" w:sz="24"/>
-              <w:bottom w:val="single" w:color="E7ECF1" w:sz="2"/>
-              <w:right w:val="single" w:color="E7ECF1" w:sz="2"/>
+              <w:top w:val="single" w:color="E1F5F5" w:sz="2"/>
+              <w:left w:val="single" w:color="0C8B8E" w:sz="24"/>
+              <w:bottom w:val="single" w:color="E1F5F5" w:sz="2"/>
+              <w:right w:val="single" w:color="E1F5F5" w:sz="2"/>
             </w:tcBorders>
-            <w:shd w:fill="E7ECF1" w:color="auto" w:val="clear"/>
+            <w:shd w:fill="E1F5F5" w:color="auto" w:val="clear"/>
             <w:tcMar>
               <w:top w:type="dxa" w:w="140"/>
               <w:left w:type="dxa" w:w="220"/>
@@ -1589,7 +1589,7 @@
                 <w:rFonts w:ascii="Calibri" w:cs="Calibri" w:eastAsia="Calibri" w:hAnsi="Calibri"/>
                 <w:b/>
                 <w:bCs/>
-                <w:color w:val="1B2F3F"/>
+                <w:color w:val="075E60"/>
                 <w:sz w:val="18"/>
                 <w:szCs w:val="18"/>
               </w:rPr>
@@ -1615,6 +1615,74 @@
         </w:tc>
       </w:tr>
     </w:tbl>
+    <w:p>
+      <w:pPr>
+        <w:spacing w:before="120" w:after="40"/>
+        <w:jc w:val="center"/>
+      </w:pPr>
+      <w:r>
+        <w:rPr>
+          <w:noProof/>
+        </w:rPr>
+        <w:drawing>
+          <wp:inline xmlns:wp="http://schemas.openxmlformats.org/drawingml/2006/wordprocessingDrawing" distT="0" distB="0" distL="0" distR="0">
+            <wp:extent cx="5943600" cy="3820886"/>
+            <wp:effectExtent l="0" t="0" r="0" b="0"/>
+            <wp:docPr id="200" name="dashboard.png"/>
+            <wp:cNvGraphicFramePr>
+              <a:graphicFrameLocks xmlns:a="http://schemas.openxmlformats.org/drawingml/2006/main" noChangeAspect="1"/>
+            </wp:cNvGraphicFramePr>
+            <a:graphic xmlns:a="http://schemas.openxmlformats.org/drawingml/2006/main">
+              <a:graphicData uri="http://schemas.openxmlformats.org/drawingml/2006/picture">
+                <pic:pic xmlns:pic="http://schemas.openxmlformats.org/drawingml/2006/picture">
+                  <pic:nvPicPr>
+                    <pic:cNvPr id="200" name="dashboard.png"/>
+                    <pic:cNvPicPr/>
+                  </pic:nvPicPr>
+                  <pic:blipFill>
+                    <a:blip xmlns:r="http://schemas.openxmlformats.org/officeDocument/2006/relationships" r:embed="rId101"/>
+                    <a:stretch>
+                      <a:fillRect/>
+                    </a:stretch>
+                  </pic:blipFill>
+                  <pic:spPr>
+                    <a:xfrm>
+                      <a:off x="0" y="0"/>
+                      <a:ext cx="5943600" cy="3820886"/>
+                    </a:xfrm>
+                    <a:prstGeom prst="rect">
+                      <a:avLst/>
+                    </a:prstGeom>
+                    <a:ln w="6350">
+                      <a:solidFill>
+                        <a:srgbClr val="E1F5F5"/>
+                      </a:solidFill>
+                    </a:ln>
+                  </pic:spPr>
+                </pic:pic>
+              </a:graphicData>
+            </a:graphic>
+          </wp:inline>
+        </w:drawing>
+      </w:r>
+    </w:p>
+    <w:p>
+      <w:pPr>
+        <w:spacing w:after="200"/>
+        <w:jc w:val="center"/>
+      </w:pPr>
+      <w:r>
+        <w:rPr>
+          <w:rFonts w:ascii="Calibri" w:cs="Calibri" w:eastAsia="Calibri" w:hAnsi="Calibri"/>
+          <w:i/>
+          <w:iCs/>
+          <w:color w:val="6B767C"/>
+          <w:sz w:val="18"/>
+          <w:szCs w:val="18"/>
+        </w:rPr>
+        <w:t xml:space="preserve">Illustration — Tableau de bord du module (données d'exemple)</w:t>
+      </w:r>
+    </w:p>
     <w:p>
       <w:pPr>
         <w:spacing w:after="160"/>
@@ -1761,7 +1829,7 @@
         <w:tc>
           <w:tcPr>
             <w:tcW w:type="dxa" w:w="1100"/>
-            <w:shd w:fill="1B2F3F" w:color="auto" w:val="clear"/>
+            <w:shd w:fill="075E60" w:color="auto" w:val="clear"/>
             <w:tcMar>
               <w:top w:type="dxa" w:w="200"/>
               <w:left w:type="dxa" w:w="160"/>
@@ -1787,7 +1855,7 @@
         <w:tc>
           <w:tcPr>
             <w:tcW w:type="dxa" w:w="8260"/>
-            <w:shd w:fill="1B2F3F" w:color="auto" w:val="clear"/>
+            <w:shd w:fill="075E60" w:color="auto" w:val="clear"/>
             <w:tcMar>
               <w:top w:type="dxa" w:w="200"/>
               <w:left w:type="dxa" w:w="220"/>
@@ -1816,7 +1884,7 @@
             <w:r>
               <w:rPr>
                 <w:rFonts w:ascii="Calibri" w:cs="Calibri" w:eastAsia="Calibri" w:hAnsi="Calibri"/>
-                <w:color w:val="DCE6EC"/>
+                <w:color w:val="CFEFEF"/>
                 <w:sz w:val="18"/>
                 <w:szCs w:val="18"/>
               </w:rPr>
@@ -1851,12 +1919,12 @@
           <w:tcPr>
             <w:tcW w:type="dxa" w:w="9360"/>
             <w:tcBorders>
-              <w:top w:val="single" w:color="E7ECF1" w:sz="2"/>
-              <w:left w:val="single" w:color="2C4A63" w:sz="24"/>
-              <w:bottom w:val="single" w:color="E7ECF1" w:sz="2"/>
-              <w:right w:val="single" w:color="E7ECF1" w:sz="2"/>
+              <w:top w:val="single" w:color="E1F5F5" w:sz="2"/>
+              <w:left w:val="single" w:color="0C8B8E" w:sz="24"/>
+              <w:bottom w:val="single" w:color="E1F5F5" w:sz="2"/>
+              <w:right w:val="single" w:color="E1F5F5" w:sz="2"/>
             </w:tcBorders>
-            <w:shd w:fill="E7ECF1" w:color="auto" w:val="clear"/>
+            <w:shd w:fill="E1F5F5" w:color="auto" w:val="clear"/>
             <w:tcMar>
               <w:top w:type="dxa" w:w="140"/>
               <w:left w:type="dxa" w:w="220"/>
@@ -1873,7 +1941,7 @@
                 <w:rFonts w:ascii="Calibri" w:cs="Calibri" w:eastAsia="Calibri" w:hAnsi="Calibri"/>
                 <w:b/>
                 <w:bCs/>
-                <w:color w:val="1B2F3F"/>
+                <w:color w:val="075E60"/>
                 <w:sz w:val="18"/>
                 <w:szCs w:val="18"/>
               </w:rPr>
@@ -1899,6 +1967,74 @@
         </w:tc>
       </w:tr>
     </w:tbl>
+    <w:p>
+      <w:pPr>
+        <w:spacing w:before="120" w:after="40"/>
+        <w:jc w:val="center"/>
+      </w:pPr>
+      <w:r>
+        <w:rPr>
+          <w:noProof/>
+        </w:rPr>
+        <w:drawing>
+          <wp:inline xmlns:wp="http://schemas.openxmlformats.org/drawingml/2006/wordprocessingDrawing" distT="0" distB="0" distL="0" distR="0">
+            <wp:extent cx="5943600" cy="3820886"/>
+            <wp:effectExtent l="0" t="0" r="0" b="0"/>
+            <wp:docPr id="201" name="enregistrer.png"/>
+            <wp:cNvGraphicFramePr>
+              <a:graphicFrameLocks xmlns:a="http://schemas.openxmlformats.org/drawingml/2006/main" noChangeAspect="1"/>
+            </wp:cNvGraphicFramePr>
+            <a:graphic xmlns:a="http://schemas.openxmlformats.org/drawingml/2006/main">
+              <a:graphicData uri="http://schemas.openxmlformats.org/drawingml/2006/picture">
+                <pic:pic xmlns:pic="http://schemas.openxmlformats.org/drawingml/2006/picture">
+                  <pic:nvPicPr>
+                    <pic:cNvPr id="201" name="enregistrer.png"/>
+                    <pic:cNvPicPr/>
+                  </pic:nvPicPr>
+                  <pic:blipFill>
+                    <a:blip xmlns:r="http://schemas.openxmlformats.org/officeDocument/2006/relationships" r:embed="rId102"/>
+                    <a:stretch>
+                      <a:fillRect/>
+                    </a:stretch>
+                  </pic:blipFill>
+                  <pic:spPr>
+                    <a:xfrm>
+                      <a:off x="0" y="0"/>
+                      <a:ext cx="5943600" cy="3820886"/>
+                    </a:xfrm>
+                    <a:prstGeom prst="rect">
+                      <a:avLst/>
+                    </a:prstGeom>
+                    <a:ln w="6350">
+                      <a:solidFill>
+                        <a:srgbClr val="E1F5F5"/>
+                      </a:solidFill>
+                    </a:ln>
+                  </pic:spPr>
+                </pic:pic>
+              </a:graphicData>
+            </a:graphic>
+          </wp:inline>
+        </w:drawing>
+      </w:r>
+    </w:p>
+    <w:p>
+      <w:pPr>
+        <w:spacing w:after="200"/>
+        <w:jc w:val="center"/>
+      </w:pPr>
+      <w:r>
+        <w:rPr>
+          <w:rFonts w:ascii="Calibri" w:cs="Calibri" w:eastAsia="Calibri" w:hAnsi="Calibri"/>
+          <w:i/>
+          <w:iCs/>
+          <w:color w:val="6B767C"/>
+          <w:sz w:val="18"/>
+          <w:szCs w:val="18"/>
+        </w:rPr>
+        <w:t xml:space="preserve">Illustration — Écran d'enregistrement d'un contrat (données d'exemple)</w:t>
+      </w:r>
+    </w:p>
     <w:p>
       <w:pPr>
         <w:spacing w:after="160"/>
@@ -2053,7 +2189,7 @@
             <w:tcW w:type="dxa" w:w="9360"/>
             <w:tcBorders>
               <w:top w:val="single" w:color="F4F6F7" w:sz="2"/>
-              <w:left w:val="single" w:color="2C4A63" w:sz="24"/>
+              <w:left w:val="single" w:color="0C8B8E" w:sz="24"/>
               <w:bottom w:val="single" w:color="F4F6F7" w:sz="2"/>
               <w:right w:val="single" w:color="F4F6F7" w:sz="2"/>
             </w:tcBorders>
@@ -2074,7 +2210,7 @@
                 <w:rFonts w:ascii="Calibri" w:cs="Calibri" w:eastAsia="Calibri" w:hAnsi="Calibri"/>
                 <w:b/>
                 <w:bCs/>
-                <w:color w:val="1B2F3F"/>
+                <w:color w:val="075E60"/>
                 <w:sz w:val="18"/>
                 <w:szCs w:val="18"/>
               </w:rPr>
@@ -2246,7 +2382,7 @@
         <w:tc>
           <w:tcPr>
             <w:tcW w:type="dxa" w:w="1100"/>
-            <w:shd w:fill="1B2F3F" w:color="auto" w:val="clear"/>
+            <w:shd w:fill="075E60" w:color="auto" w:val="clear"/>
             <w:tcMar>
               <w:top w:type="dxa" w:w="200"/>
               <w:left w:type="dxa" w:w="160"/>
@@ -2272,7 +2408,7 @@
         <w:tc>
           <w:tcPr>
             <w:tcW w:type="dxa" w:w="8260"/>
-            <w:shd w:fill="1B2F3F" w:color="auto" w:val="clear"/>
+            <w:shd w:fill="075E60" w:color="auto" w:val="clear"/>
             <w:tcMar>
               <w:top w:type="dxa" w:w="200"/>
               <w:left w:type="dxa" w:w="220"/>
@@ -2301,7 +2437,7 @@
             <w:r>
               <w:rPr>
                 <w:rFonts w:ascii="Calibri" w:cs="Calibri" w:eastAsia="Calibri" w:hAnsi="Calibri"/>
-                <w:color w:val="DCE6EC"/>
+                <w:color w:val="CFEFEF"/>
                 <w:sz w:val="18"/>
                 <w:szCs w:val="18"/>
               </w:rPr>
@@ -2336,12 +2472,12 @@
           <w:tcPr>
             <w:tcW w:type="dxa" w:w="9360"/>
             <w:tcBorders>
-              <w:top w:val="single" w:color="E7ECF1" w:sz="2"/>
-              <w:left w:val="single" w:color="2C4A63" w:sz="24"/>
-              <w:bottom w:val="single" w:color="E7ECF1" w:sz="2"/>
-              <w:right w:val="single" w:color="E7ECF1" w:sz="2"/>
+              <w:top w:val="single" w:color="E1F5F5" w:sz="2"/>
+              <w:left w:val="single" w:color="0C8B8E" w:sz="24"/>
+              <w:bottom w:val="single" w:color="E1F5F5" w:sz="2"/>
+              <w:right w:val="single" w:color="E1F5F5" w:sz="2"/>
             </w:tcBorders>
-            <w:shd w:fill="E7ECF1" w:color="auto" w:val="clear"/>
+            <w:shd w:fill="E1F5F5" w:color="auto" w:val="clear"/>
             <w:tcMar>
               <w:top w:type="dxa" w:w="140"/>
               <w:left w:type="dxa" w:w="220"/>
@@ -2358,7 +2494,7 @@
                 <w:rFonts w:ascii="Calibri" w:cs="Calibri" w:eastAsia="Calibri" w:hAnsi="Calibri"/>
                 <w:b/>
                 <w:bCs/>
-                <w:color w:val="1B2F3F"/>
+                <w:color w:val="075E60"/>
                 <w:sz w:val="18"/>
                 <w:szCs w:val="18"/>
               </w:rPr>
@@ -2384,6 +2520,74 @@
         </w:tc>
       </w:tr>
     </w:tbl>
+    <w:p>
+      <w:pPr>
+        <w:spacing w:before="120" w:after="40"/>
+        <w:jc w:val="center"/>
+      </w:pPr>
+      <w:r>
+        <w:rPr>
+          <w:noProof/>
+        </w:rPr>
+        <w:drawing>
+          <wp:inline xmlns:wp="http://schemas.openxmlformats.org/drawingml/2006/wordprocessingDrawing" distT="0" distB="0" distL="0" distR="0">
+            <wp:extent cx="5943600" cy="3820886"/>
+            <wp:effectExtent l="0" t="0" r="0" b="0"/>
+            <wp:docPr id="202" name="importer.png"/>
+            <wp:cNvGraphicFramePr>
+              <a:graphicFrameLocks xmlns:a="http://schemas.openxmlformats.org/drawingml/2006/main" noChangeAspect="1"/>
+            </wp:cNvGraphicFramePr>
+            <a:graphic xmlns:a="http://schemas.openxmlformats.org/drawingml/2006/main">
+              <a:graphicData uri="http://schemas.openxmlformats.org/drawingml/2006/picture">
+                <pic:pic xmlns:pic="http://schemas.openxmlformats.org/drawingml/2006/picture">
+                  <pic:nvPicPr>
+                    <pic:cNvPr id="202" name="importer.png"/>
+                    <pic:cNvPicPr/>
+                  </pic:nvPicPr>
+                  <pic:blipFill>
+                    <a:blip xmlns:r="http://schemas.openxmlformats.org/officeDocument/2006/relationships" r:embed="rId103"/>
+                    <a:stretch>
+                      <a:fillRect/>
+                    </a:stretch>
+                  </pic:blipFill>
+                  <pic:spPr>
+                    <a:xfrm>
+                      <a:off x="0" y="0"/>
+                      <a:ext cx="5943600" cy="3820886"/>
+                    </a:xfrm>
+                    <a:prstGeom prst="rect">
+                      <a:avLst/>
+                    </a:prstGeom>
+                    <a:ln w="6350">
+                      <a:solidFill>
+                        <a:srgbClr val="E1F5F5"/>
+                      </a:solidFill>
+                    </a:ln>
+                  </pic:spPr>
+                </pic:pic>
+              </a:graphicData>
+            </a:graphic>
+          </wp:inline>
+        </w:drawing>
+      </w:r>
+    </w:p>
+    <w:p>
+      <w:pPr>
+        <w:spacing w:after="200"/>
+        <w:jc w:val="center"/>
+      </w:pPr>
+      <w:r>
+        <w:rPr>
+          <w:rFonts w:ascii="Calibri" w:cs="Calibri" w:eastAsia="Calibri" w:hAnsi="Calibri"/>
+          <w:i/>
+          <w:iCs/>
+          <w:color w:val="6B767C"/>
+          <w:sz w:val="18"/>
+          <w:szCs w:val="18"/>
+        </w:rPr>
+        <w:t xml:space="preserve">Illustration — Import CSV / extraction automatique (données d'exemple)</w:t>
+      </w:r>
+    </w:p>
     <w:p>
       <w:pPr>
         <w:spacing w:after="160"/>
@@ -2578,7 +2782,7 @@
         <w:tc>
           <w:tcPr>
             <w:tcW w:type="dxa" w:w="1100"/>
-            <w:shd w:fill="1B2F3F" w:color="auto" w:val="clear"/>
+            <w:shd w:fill="075E60" w:color="auto" w:val="clear"/>
             <w:tcMar>
               <w:top w:type="dxa" w:w="200"/>
               <w:left w:type="dxa" w:w="160"/>
@@ -2604,7 +2808,7 @@
         <w:tc>
           <w:tcPr>
             <w:tcW w:type="dxa" w:w="8260"/>
-            <w:shd w:fill="1B2F3F" w:color="auto" w:val="clear"/>
+            <w:shd w:fill="075E60" w:color="auto" w:val="clear"/>
             <w:tcMar>
               <w:top w:type="dxa" w:w="200"/>
               <w:left w:type="dxa" w:w="220"/>
@@ -2633,7 +2837,7 @@
             <w:r>
               <w:rPr>
                 <w:rFonts w:ascii="Calibri" w:cs="Calibri" w:eastAsia="Calibri" w:hAnsi="Calibri"/>
-                <w:color w:val="DCE6EC"/>
+                <w:color w:val="CFEFEF"/>
                 <w:sz w:val="18"/>
                 <w:szCs w:val="18"/>
               </w:rPr>
@@ -2668,12 +2872,12 @@
           <w:tcPr>
             <w:tcW w:type="dxa" w:w="9360"/>
             <w:tcBorders>
-              <w:top w:val="single" w:color="E7ECF1" w:sz="2"/>
-              <w:left w:val="single" w:color="2C4A63" w:sz="24"/>
-              <w:bottom w:val="single" w:color="E7ECF1" w:sz="2"/>
-              <w:right w:val="single" w:color="E7ECF1" w:sz="2"/>
+              <w:top w:val="single" w:color="E1F5F5" w:sz="2"/>
+              <w:left w:val="single" w:color="0C8B8E" w:sz="24"/>
+              <w:bottom w:val="single" w:color="E1F5F5" w:sz="2"/>
+              <w:right w:val="single" w:color="E1F5F5" w:sz="2"/>
             </w:tcBorders>
-            <w:shd w:fill="E7ECF1" w:color="auto" w:val="clear"/>
+            <w:shd w:fill="E1F5F5" w:color="auto" w:val="clear"/>
             <w:tcMar>
               <w:top w:type="dxa" w:w="140"/>
               <w:left w:type="dxa" w:w="220"/>
@@ -2690,7 +2894,7 @@
                 <w:rFonts w:ascii="Calibri" w:cs="Calibri" w:eastAsia="Calibri" w:hAnsi="Calibri"/>
                 <w:b/>
                 <w:bCs/>
-                <w:color w:val="1B2F3F"/>
+                <w:color w:val="075E60"/>
                 <w:sz w:val="18"/>
                 <w:szCs w:val="18"/>
               </w:rPr>
@@ -2838,7 +3042,7 @@
         <w:tc>
           <w:tcPr>
             <w:tcW w:type="dxa" w:w="1100"/>
-            <w:shd w:fill="1B2F3F" w:color="auto" w:val="clear"/>
+            <w:shd w:fill="075E60" w:color="auto" w:val="clear"/>
             <w:tcMar>
               <w:top w:type="dxa" w:w="200"/>
               <w:left w:type="dxa" w:w="160"/>
@@ -2864,7 +3068,7 @@
         <w:tc>
           <w:tcPr>
             <w:tcW w:type="dxa" w:w="8260"/>
-            <w:shd w:fill="1B2F3F" w:color="auto" w:val="clear"/>
+            <w:shd w:fill="075E60" w:color="auto" w:val="clear"/>
             <w:tcMar>
               <w:top w:type="dxa" w:w="200"/>
               <w:left w:type="dxa" w:w="220"/>
@@ -2893,7 +3097,7 @@
             <w:r>
               <w:rPr>
                 <w:rFonts w:ascii="Calibri" w:cs="Calibri" w:eastAsia="Calibri" w:hAnsi="Calibri"/>
-                <w:color w:val="DCE6EC"/>
+                <w:color w:val="CFEFEF"/>
                 <w:sz w:val="18"/>
                 <w:szCs w:val="18"/>
               </w:rPr>
@@ -2928,12 +3132,12 @@
           <w:tcPr>
             <w:tcW w:type="dxa" w:w="9360"/>
             <w:tcBorders>
-              <w:top w:val="single" w:color="E7ECF1" w:sz="2"/>
-              <w:left w:val="single" w:color="2C4A63" w:sz="24"/>
-              <w:bottom w:val="single" w:color="E7ECF1" w:sz="2"/>
-              <w:right w:val="single" w:color="E7ECF1" w:sz="2"/>
+              <w:top w:val="single" w:color="E1F5F5" w:sz="2"/>
+              <w:left w:val="single" w:color="0C8B8E" w:sz="24"/>
+              <w:bottom w:val="single" w:color="E1F5F5" w:sz="2"/>
+              <w:right w:val="single" w:color="E1F5F5" w:sz="2"/>
             </w:tcBorders>
-            <w:shd w:fill="E7ECF1" w:color="auto" w:val="clear"/>
+            <w:shd w:fill="E1F5F5" w:color="auto" w:val="clear"/>
             <w:tcMar>
               <w:top w:type="dxa" w:w="140"/>
               <w:left w:type="dxa" w:w="220"/>
@@ -2950,7 +3154,7 @@
                 <w:rFonts w:ascii="Calibri" w:cs="Calibri" w:eastAsia="Calibri" w:hAnsi="Calibri"/>
                 <w:b/>
                 <w:bCs/>
-                <w:color w:val="1B2F3F"/>
+                <w:color w:val="075E60"/>
                 <w:sz w:val="18"/>
                 <w:szCs w:val="18"/>
               </w:rPr>
@@ -3082,7 +3286,7 @@
         <w:tc>
           <w:tcPr>
             <w:tcW w:type="dxa" w:w="1100"/>
-            <w:shd w:fill="1B2F3F" w:color="auto" w:val="clear"/>
+            <w:shd w:fill="075E60" w:color="auto" w:val="clear"/>
             <w:tcMar>
               <w:top w:type="dxa" w:w="200"/>
               <w:left w:type="dxa" w:w="160"/>
@@ -3108,7 +3312,7 @@
         <w:tc>
           <w:tcPr>
             <w:tcW w:type="dxa" w:w="8260"/>
-            <w:shd w:fill="1B2F3F" w:color="auto" w:val="clear"/>
+            <w:shd w:fill="075E60" w:color="auto" w:val="clear"/>
             <w:tcMar>
               <w:top w:type="dxa" w:w="200"/>
               <w:left w:type="dxa" w:w="220"/>
@@ -3137,7 +3341,7 @@
             <w:r>
               <w:rPr>
                 <w:rFonts w:ascii="Calibri" w:cs="Calibri" w:eastAsia="Calibri" w:hAnsi="Calibri"/>
-                <w:color w:val="DCE6EC"/>
+                <w:color w:val="CFEFEF"/>
                 <w:sz w:val="18"/>
                 <w:szCs w:val="18"/>
               </w:rPr>
@@ -3172,12 +3376,12 @@
           <w:tcPr>
             <w:tcW w:type="dxa" w:w="9360"/>
             <w:tcBorders>
-              <w:top w:val="single" w:color="E7ECF1" w:sz="2"/>
-              <w:left w:val="single" w:color="2C4A63" w:sz="24"/>
-              <w:bottom w:val="single" w:color="E7ECF1" w:sz="2"/>
-              <w:right w:val="single" w:color="E7ECF1" w:sz="2"/>
+              <w:top w:val="single" w:color="E1F5F5" w:sz="2"/>
+              <w:left w:val="single" w:color="0C8B8E" w:sz="24"/>
+              <w:bottom w:val="single" w:color="E1F5F5" w:sz="2"/>
+              <w:right w:val="single" w:color="E1F5F5" w:sz="2"/>
             </w:tcBorders>
-            <w:shd w:fill="E7ECF1" w:color="auto" w:val="clear"/>
+            <w:shd w:fill="E1F5F5" w:color="auto" w:val="clear"/>
             <w:tcMar>
               <w:top w:type="dxa" w:w="140"/>
               <w:left w:type="dxa" w:w="220"/>
@@ -3194,7 +3398,7 @@
                 <w:rFonts w:ascii="Calibri" w:cs="Calibri" w:eastAsia="Calibri" w:hAnsi="Calibri"/>
                 <w:b/>
                 <w:bCs/>
-                <w:color w:val="1B2F3F"/>
+                <w:color w:val="075E60"/>
                 <w:sz w:val="18"/>
                 <w:szCs w:val="18"/>
               </w:rPr>
@@ -3262,7 +3466,7 @@
             <w:tcW w:type="dxa" w:w="9360"/>
             <w:tcBorders>
               <w:top w:val="single" w:color="F4F6F7" w:sz="2"/>
-              <w:left w:val="single" w:color="2C4A63" w:sz="24"/>
+              <w:left w:val="single" w:color="0C8B8E" w:sz="24"/>
               <w:bottom w:val="single" w:color="F4F6F7" w:sz="2"/>
               <w:right w:val="single" w:color="F4F6F7" w:sz="2"/>
             </w:tcBorders>
@@ -3283,7 +3487,7 @@
                 <w:rFonts w:ascii="Calibri" w:cs="Calibri" w:eastAsia="Calibri" w:hAnsi="Calibri"/>
                 <w:b/>
                 <w:bCs/>
-                <w:color w:val="1B2F3F"/>
+                <w:color w:val="075E60"/>
                 <w:sz w:val="18"/>
                 <w:szCs w:val="18"/>
               </w:rPr>
@@ -3407,7 +3611,7 @@
         <w:tc>
           <w:tcPr>
             <w:tcW w:type="dxa" w:w="1100"/>
-            <w:shd w:fill="1B2F3F" w:color="auto" w:val="clear"/>
+            <w:shd w:fill="075E60" w:color="auto" w:val="clear"/>
             <w:tcMar>
               <w:top w:type="dxa" w:w="200"/>
               <w:left w:type="dxa" w:w="160"/>
@@ -3433,7 +3637,7 @@
         <w:tc>
           <w:tcPr>
             <w:tcW w:type="dxa" w:w="8260"/>
-            <w:shd w:fill="1B2F3F" w:color="auto" w:val="clear"/>
+            <w:shd w:fill="075E60" w:color="auto" w:val="clear"/>
             <w:tcMar>
               <w:top w:type="dxa" w:w="200"/>
               <w:left w:type="dxa" w:w="220"/>
@@ -3462,7 +3666,7 @@
             <w:r>
               <w:rPr>
                 <w:rFonts w:ascii="Calibri" w:cs="Calibri" w:eastAsia="Calibri" w:hAnsi="Calibri"/>
-                <w:color w:val="DCE6EC"/>
+                <w:color w:val="CFEFEF"/>
                 <w:sz w:val="18"/>
                 <w:szCs w:val="18"/>
               </w:rPr>
@@ -3497,12 +3701,12 @@
           <w:tcPr>
             <w:tcW w:type="dxa" w:w="9360"/>
             <w:tcBorders>
-              <w:top w:val="single" w:color="E7ECF1" w:sz="2"/>
-              <w:left w:val="single" w:color="2C4A63" w:sz="24"/>
-              <w:bottom w:val="single" w:color="E7ECF1" w:sz="2"/>
-              <w:right w:val="single" w:color="E7ECF1" w:sz="2"/>
+              <w:top w:val="single" w:color="E1F5F5" w:sz="2"/>
+              <w:left w:val="single" w:color="0C8B8E" w:sz="24"/>
+              <w:bottom w:val="single" w:color="E1F5F5" w:sz="2"/>
+              <w:right w:val="single" w:color="E1F5F5" w:sz="2"/>
             </w:tcBorders>
-            <w:shd w:fill="E7ECF1" w:color="auto" w:val="clear"/>
+            <w:shd w:fill="E1F5F5" w:color="auto" w:val="clear"/>
             <w:tcMar>
               <w:top w:type="dxa" w:w="140"/>
               <w:left w:type="dxa" w:w="220"/>
@@ -3519,7 +3723,7 @@
                 <w:rFonts w:ascii="Calibri" w:cs="Calibri" w:eastAsia="Calibri" w:hAnsi="Calibri"/>
                 <w:b/>
                 <w:bCs/>
-                <w:color w:val="1B2F3F"/>
+                <w:color w:val="075E60"/>
                 <w:sz w:val="18"/>
                 <w:szCs w:val="18"/>
               </w:rPr>
@@ -3545,6 +3749,74 @@
         </w:tc>
       </w:tr>
     </w:tbl>
+    <w:p>
+      <w:pPr>
+        <w:spacing w:before="120" w:after="40"/>
+        <w:jc w:val="center"/>
+      </w:pPr>
+      <w:r>
+        <w:rPr>
+          <w:noProof/>
+        </w:rPr>
+        <w:drawing>
+          <wp:inline xmlns:wp="http://schemas.openxmlformats.org/drawingml/2006/wordprocessingDrawing" distT="0" distB="0" distL="0" distR="0">
+            <wp:extent cx="5943600" cy="3820886"/>
+            <wp:effectExtent l="0" t="0" r="0" b="0"/>
+            <wp:docPr id="203" name="registre.png"/>
+            <wp:cNvGraphicFramePr>
+              <a:graphicFrameLocks xmlns:a="http://schemas.openxmlformats.org/drawingml/2006/main" noChangeAspect="1"/>
+            </wp:cNvGraphicFramePr>
+            <a:graphic xmlns:a="http://schemas.openxmlformats.org/drawingml/2006/main">
+              <a:graphicData uri="http://schemas.openxmlformats.org/drawingml/2006/picture">
+                <pic:pic xmlns:pic="http://schemas.openxmlformats.org/drawingml/2006/picture">
+                  <pic:nvPicPr>
+                    <pic:cNvPr id="203" name="registre.png"/>
+                    <pic:cNvPicPr/>
+                  </pic:nvPicPr>
+                  <pic:blipFill>
+                    <a:blip xmlns:r="http://schemas.openxmlformats.org/officeDocument/2006/relationships" r:embed="rId104"/>
+                    <a:stretch>
+                      <a:fillRect/>
+                    </a:stretch>
+                  </pic:blipFill>
+                  <pic:spPr>
+                    <a:xfrm>
+                      <a:off x="0" y="0"/>
+                      <a:ext cx="5943600" cy="3820886"/>
+                    </a:xfrm>
+                    <a:prstGeom prst="rect">
+                      <a:avLst/>
+                    </a:prstGeom>
+                    <a:ln w="6350">
+                      <a:solidFill>
+                        <a:srgbClr val="E1F5F5"/>
+                      </a:solidFill>
+                    </a:ln>
+                  </pic:spPr>
+                </pic:pic>
+              </a:graphicData>
+            </a:graphic>
+          </wp:inline>
+        </w:drawing>
+      </w:r>
+    </w:p>
+    <w:p>
+      <w:pPr>
+        <w:spacing w:after="200"/>
+        <w:jc w:val="center"/>
+      </w:pPr>
+      <w:r>
+        <w:rPr>
+          <w:rFonts w:ascii="Calibri" w:cs="Calibri" w:eastAsia="Calibri" w:hAnsi="Calibri"/>
+          <w:i/>
+          <w:iCs/>
+          <w:color w:val="6B767C"/>
+          <w:sz w:val="18"/>
+          <w:szCs w:val="18"/>
+        </w:rPr>
+        <w:t xml:space="preserve">Illustration — Registre des contrats (données d'exemple)</w:t>
+      </w:r>
+    </w:p>
     <w:p>
       <w:pPr>
         <w:spacing w:after="160"/>
@@ -3667,7 +3939,7 @@
         <w:tc>
           <w:tcPr>
             <w:tcW w:type="dxa" w:w="1100"/>
-            <w:shd w:fill="1B2F3F" w:color="auto" w:val="clear"/>
+            <w:shd w:fill="075E60" w:color="auto" w:val="clear"/>
             <w:tcMar>
               <w:top w:type="dxa" w:w="200"/>
               <w:left w:type="dxa" w:w="160"/>
@@ -3693,7 +3965,7 @@
         <w:tc>
           <w:tcPr>
             <w:tcW w:type="dxa" w:w="8260"/>
-            <w:shd w:fill="1B2F3F" w:color="auto" w:val="clear"/>
+            <w:shd w:fill="075E60" w:color="auto" w:val="clear"/>
             <w:tcMar>
               <w:top w:type="dxa" w:w="200"/>
               <w:left w:type="dxa" w:w="220"/>
@@ -3722,7 +3994,7 @@
             <w:r>
               <w:rPr>
                 <w:rFonts w:ascii="Calibri" w:cs="Calibri" w:eastAsia="Calibri" w:hAnsi="Calibri"/>
-                <w:color w:val="DCE6EC"/>
+                <w:color w:val="CFEFEF"/>
                 <w:sz w:val="18"/>
                 <w:szCs w:val="18"/>
               </w:rPr>
@@ -3757,12 +4029,12 @@
           <w:tcPr>
             <w:tcW w:type="dxa" w:w="9360"/>
             <w:tcBorders>
-              <w:top w:val="single" w:color="E7ECF1" w:sz="2"/>
-              <w:left w:val="single" w:color="2C4A63" w:sz="24"/>
-              <w:bottom w:val="single" w:color="E7ECF1" w:sz="2"/>
-              <w:right w:val="single" w:color="E7ECF1" w:sz="2"/>
+              <w:top w:val="single" w:color="E1F5F5" w:sz="2"/>
+              <w:left w:val="single" w:color="0C8B8E" w:sz="24"/>
+              <w:bottom w:val="single" w:color="E1F5F5" w:sz="2"/>
+              <w:right w:val="single" w:color="E1F5F5" w:sz="2"/>
             </w:tcBorders>
-            <w:shd w:fill="E7ECF1" w:color="auto" w:val="clear"/>
+            <w:shd w:fill="E1F5F5" w:color="auto" w:val="clear"/>
             <w:tcMar>
               <w:top w:type="dxa" w:w="140"/>
               <w:left w:type="dxa" w:w="220"/>
@@ -3779,7 +4051,7 @@
                 <w:rFonts w:ascii="Calibri" w:cs="Calibri" w:eastAsia="Calibri" w:hAnsi="Calibri"/>
                 <w:b/>
                 <w:bCs/>
-                <w:color w:val="1B2F3F"/>
+                <w:color w:val="075E60"/>
                 <w:sz w:val="18"/>
                 <w:szCs w:val="18"/>
               </w:rPr>
@@ -3805,6 +4077,74 @@
         </w:tc>
       </w:tr>
     </w:tbl>
+    <w:p>
+      <w:pPr>
+        <w:spacing w:before="120" w:after="40"/>
+        <w:jc w:val="center"/>
+      </w:pPr>
+      <w:r>
+        <w:rPr>
+          <w:noProof/>
+        </w:rPr>
+        <w:drawing>
+          <wp:inline xmlns:wp="http://schemas.openxmlformats.org/drawingml/2006/wordprocessingDrawing" distT="0" distB="0" distL="0" distR="0">
+            <wp:extent cx="5943600" cy="3820886"/>
+            <wp:effectExtent l="0" t="0" r="0" b="0"/>
+            <wp:docPr id="204" name="fournisseurs.png"/>
+            <wp:cNvGraphicFramePr>
+              <a:graphicFrameLocks xmlns:a="http://schemas.openxmlformats.org/drawingml/2006/main" noChangeAspect="1"/>
+            </wp:cNvGraphicFramePr>
+            <a:graphic xmlns:a="http://schemas.openxmlformats.org/drawingml/2006/main">
+              <a:graphicData uri="http://schemas.openxmlformats.org/drawingml/2006/picture">
+                <pic:pic xmlns:pic="http://schemas.openxmlformats.org/drawingml/2006/picture">
+                  <pic:nvPicPr>
+                    <pic:cNvPr id="204" name="fournisseurs.png"/>
+                    <pic:cNvPicPr/>
+                  </pic:nvPicPr>
+                  <pic:blipFill>
+                    <a:blip xmlns:r="http://schemas.openxmlformats.org/officeDocument/2006/relationships" r:embed="rId105"/>
+                    <a:stretch>
+                      <a:fillRect/>
+                    </a:stretch>
+                  </pic:blipFill>
+                  <pic:spPr>
+                    <a:xfrm>
+                      <a:off x="0" y="0"/>
+                      <a:ext cx="5943600" cy="3820886"/>
+                    </a:xfrm>
+                    <a:prstGeom prst="rect">
+                      <a:avLst/>
+                    </a:prstGeom>
+                    <a:ln w="6350">
+                      <a:solidFill>
+                        <a:srgbClr val="E1F5F5"/>
+                      </a:solidFill>
+                    </a:ln>
+                  </pic:spPr>
+                </pic:pic>
+              </a:graphicData>
+            </a:graphic>
+          </wp:inline>
+        </w:drawing>
+      </w:r>
+    </w:p>
+    <w:p>
+      <w:pPr>
+        <w:spacing w:after="200"/>
+        <w:jc w:val="center"/>
+      </w:pPr>
+      <w:r>
+        <w:rPr>
+          <w:rFonts w:ascii="Calibri" w:cs="Calibri" w:eastAsia="Calibri" w:hAnsi="Calibri"/>
+          <w:i/>
+          <w:iCs/>
+          <w:color w:val="6B767C"/>
+          <w:sz w:val="18"/>
+          <w:szCs w:val="18"/>
+        </w:rPr>
+        <w:t xml:space="preserve">Illustration — Grille fournisseur (données d'exemple)</w:t>
+      </w:r>
+    </w:p>
     <w:p>
       <w:pPr>
         <w:spacing w:after="160"/>
@@ -3895,7 +4235,7 @@
             <w:tcW w:type="dxa" w:w="9360"/>
             <w:tcBorders>
               <w:top w:val="single" w:color="F4F6F7" w:sz="2"/>
-              <w:left w:val="single" w:color="2C4A63" w:sz="24"/>
+              <w:left w:val="single" w:color="0C8B8E" w:sz="24"/>
               <w:bottom w:val="single" w:color="F4F6F7" w:sz="2"/>
               <w:right w:val="single" w:color="F4F6F7" w:sz="2"/>
             </w:tcBorders>
@@ -3916,7 +4256,7 @@
                 <w:rFonts w:ascii="Calibri" w:cs="Calibri" w:eastAsia="Calibri" w:hAnsi="Calibri"/>
                 <w:b/>
                 <w:bCs/>
-                <w:color w:val="1B2F3F"/>
+                <w:color w:val="075E60"/>
                 <w:sz w:val="18"/>
                 <w:szCs w:val="18"/>
               </w:rPr>
@@ -4040,7 +4380,7 @@
         <w:tc>
           <w:tcPr>
             <w:tcW w:type="dxa" w:w="1100"/>
-            <w:shd w:fill="1B2F3F" w:color="auto" w:val="clear"/>
+            <w:shd w:fill="075E60" w:color="auto" w:val="clear"/>
             <w:tcMar>
               <w:top w:type="dxa" w:w="200"/>
               <w:left w:type="dxa" w:w="160"/>
@@ -4066,7 +4406,7 @@
         <w:tc>
           <w:tcPr>
             <w:tcW w:type="dxa" w:w="8260"/>
-            <w:shd w:fill="1B2F3F" w:color="auto" w:val="clear"/>
+            <w:shd w:fill="075E60" w:color="auto" w:val="clear"/>
             <w:tcMar>
               <w:top w:type="dxa" w:w="200"/>
               <w:left w:type="dxa" w:w="220"/>
@@ -4095,7 +4435,7 @@
             <w:r>
               <w:rPr>
                 <w:rFonts w:ascii="Calibri" w:cs="Calibri" w:eastAsia="Calibri" w:hAnsi="Calibri"/>
-                <w:color w:val="DCE6EC"/>
+                <w:color w:val="CFEFEF"/>
                 <w:sz w:val="18"/>
                 <w:szCs w:val="18"/>
               </w:rPr>
@@ -4130,12 +4470,12 @@
           <w:tcPr>
             <w:tcW w:type="dxa" w:w="9360"/>
             <w:tcBorders>
-              <w:top w:val="single" w:color="E7ECF1" w:sz="2"/>
-              <w:left w:val="single" w:color="2C4A63" w:sz="24"/>
-              <w:bottom w:val="single" w:color="E7ECF1" w:sz="2"/>
-              <w:right w:val="single" w:color="E7ECF1" w:sz="2"/>
+              <w:top w:val="single" w:color="E1F5F5" w:sz="2"/>
+              <w:left w:val="single" w:color="0C8B8E" w:sz="24"/>
+              <w:bottom w:val="single" w:color="E1F5F5" w:sz="2"/>
+              <w:right w:val="single" w:color="E1F5F5" w:sz="2"/>
             </w:tcBorders>
-            <w:shd w:fill="E7ECF1" w:color="auto" w:val="clear"/>
+            <w:shd w:fill="E1F5F5" w:color="auto" w:val="clear"/>
             <w:tcMar>
               <w:top w:type="dxa" w:w="140"/>
               <w:left w:type="dxa" w:w="220"/>
@@ -4152,7 +4492,7 @@
                 <w:rFonts w:ascii="Calibri" w:cs="Calibri" w:eastAsia="Calibri" w:hAnsi="Calibri"/>
                 <w:b/>
                 <w:bCs/>
-                <w:color w:val="1B2F3F"/>
+                <w:color w:val="075E60"/>
                 <w:sz w:val="18"/>
                 <w:szCs w:val="18"/>
               </w:rPr>
@@ -4178,6 +4518,74 @@
         </w:tc>
       </w:tr>
     </w:tbl>
+    <w:p>
+      <w:pPr>
+        <w:spacing w:before="120" w:after="40"/>
+        <w:jc w:val="center"/>
+      </w:pPr>
+      <w:r>
+        <w:rPr>
+          <w:noProof/>
+        </w:rPr>
+        <w:drawing>
+          <wp:inline xmlns:wp="http://schemas.openxmlformats.org/drawingml/2006/wordprocessingDrawing" distT="0" distB="0" distL="0" distR="0">
+            <wp:extent cx="5943600" cy="3820886"/>
+            <wp:effectExtent l="0" t="0" r="0" b="0"/>
+            <wp:docPr id="205" name="alertes.png"/>
+            <wp:cNvGraphicFramePr>
+              <a:graphicFrameLocks xmlns:a="http://schemas.openxmlformats.org/drawingml/2006/main" noChangeAspect="1"/>
+            </wp:cNvGraphicFramePr>
+            <a:graphic xmlns:a="http://schemas.openxmlformats.org/drawingml/2006/main">
+              <a:graphicData uri="http://schemas.openxmlformats.org/drawingml/2006/picture">
+                <pic:pic xmlns:pic="http://schemas.openxmlformats.org/drawingml/2006/picture">
+                  <pic:nvPicPr>
+                    <pic:cNvPr id="205" name="alertes.png"/>
+                    <pic:cNvPicPr/>
+                  </pic:nvPicPr>
+                  <pic:blipFill>
+                    <a:blip xmlns:r="http://schemas.openxmlformats.org/officeDocument/2006/relationships" r:embed="rId106"/>
+                    <a:stretch>
+                      <a:fillRect/>
+                    </a:stretch>
+                  </pic:blipFill>
+                  <pic:spPr>
+                    <a:xfrm>
+                      <a:off x="0" y="0"/>
+                      <a:ext cx="5943600" cy="3820886"/>
+                    </a:xfrm>
+                    <a:prstGeom prst="rect">
+                      <a:avLst/>
+                    </a:prstGeom>
+                    <a:ln w="6350">
+                      <a:solidFill>
+                        <a:srgbClr val="E1F5F5"/>
+                      </a:solidFill>
+                    </a:ln>
+                  </pic:spPr>
+                </pic:pic>
+              </a:graphicData>
+            </a:graphic>
+          </wp:inline>
+        </w:drawing>
+      </w:r>
+    </w:p>
+    <w:p>
+      <w:pPr>
+        <w:spacing w:after="200"/>
+        <w:jc w:val="center"/>
+      </w:pPr>
+      <w:r>
+        <w:rPr>
+          <w:rFonts w:ascii="Calibri" w:cs="Calibri" w:eastAsia="Calibri" w:hAnsi="Calibri"/>
+          <w:i/>
+          <w:iCs/>
+          <w:color w:val="6B767C"/>
+          <w:sz w:val="18"/>
+          <w:szCs w:val="18"/>
+        </w:rPr>
+        <w:t xml:space="preserve">Illustration — Alertes &amp; relances (données d'exemple)</w:t>
+      </w:r>
+    </w:p>
     <w:p>
       <w:pPr>
         <w:spacing w:after="160"/>
@@ -4300,7 +4708,7 @@
         <w:tc>
           <w:tcPr>
             <w:tcW w:type="dxa" w:w="1100"/>
-            <w:shd w:fill="1B2F3F" w:color="auto" w:val="clear"/>
+            <w:shd w:fill="075E60" w:color="auto" w:val="clear"/>
             <w:tcMar>
               <w:top w:type="dxa" w:w="200"/>
               <w:left w:type="dxa" w:w="160"/>
@@ -4326,7 +4734,7 @@
         <w:tc>
           <w:tcPr>
             <w:tcW w:type="dxa" w:w="8260"/>
-            <w:shd w:fill="1B2F3F" w:color="auto" w:val="clear"/>
+            <w:shd w:fill="075E60" w:color="auto" w:val="clear"/>
             <w:tcMar>
               <w:top w:type="dxa" w:w="200"/>
               <w:left w:type="dxa" w:w="220"/>
@@ -4355,7 +4763,7 @@
             <w:r>
               <w:rPr>
                 <w:rFonts w:ascii="Calibri" w:cs="Calibri" w:eastAsia="Calibri" w:hAnsi="Calibri"/>
-                <w:color w:val="DCE6EC"/>
+                <w:color w:val="CFEFEF"/>
                 <w:sz w:val="18"/>
                 <w:szCs w:val="18"/>
               </w:rPr>
@@ -4390,12 +4798,12 @@
           <w:tcPr>
             <w:tcW w:type="dxa" w:w="9360"/>
             <w:tcBorders>
-              <w:top w:val="single" w:color="E7ECF1" w:sz="2"/>
-              <w:left w:val="single" w:color="2C4A63" w:sz="24"/>
-              <w:bottom w:val="single" w:color="E7ECF1" w:sz="2"/>
-              <w:right w:val="single" w:color="E7ECF1" w:sz="2"/>
+              <w:top w:val="single" w:color="E1F5F5" w:sz="2"/>
+              <w:left w:val="single" w:color="0C8B8E" w:sz="24"/>
+              <w:bottom w:val="single" w:color="E1F5F5" w:sz="2"/>
+              <w:right w:val="single" w:color="E1F5F5" w:sz="2"/>
             </w:tcBorders>
-            <w:shd w:fill="E7ECF1" w:color="auto" w:val="clear"/>
+            <w:shd w:fill="E1F5F5" w:color="auto" w:val="clear"/>
             <w:tcMar>
               <w:top w:type="dxa" w:w="140"/>
               <w:left w:type="dxa" w:w="220"/>
@@ -4412,7 +4820,7 @@
                 <w:rFonts w:ascii="Calibri" w:cs="Calibri" w:eastAsia="Calibri" w:hAnsi="Calibri"/>
                 <w:b/>
                 <w:bCs/>
-                <w:color w:val="1B2F3F"/>
+                <w:color w:val="075E60"/>
                 <w:sz w:val="18"/>
                 <w:szCs w:val="18"/>
               </w:rPr>
@@ -4544,7 +4952,7 @@
         <w:tc>
           <w:tcPr>
             <w:tcW w:type="dxa" w:w="1100"/>
-            <w:shd w:fill="1B2F3F" w:color="auto" w:val="clear"/>
+            <w:shd w:fill="075E60" w:color="auto" w:val="clear"/>
             <w:tcMar>
               <w:top w:type="dxa" w:w="200"/>
               <w:left w:type="dxa" w:w="160"/>
@@ -4570,7 +4978,7 @@
         <w:tc>
           <w:tcPr>
             <w:tcW w:type="dxa" w:w="8260"/>
-            <w:shd w:fill="1B2F3F" w:color="auto" w:val="clear"/>
+            <w:shd w:fill="075E60" w:color="auto" w:val="clear"/>
             <w:tcMar>
               <w:top w:type="dxa" w:w="200"/>
               <w:left w:type="dxa" w:w="220"/>
@@ -4599,7 +5007,7 @@
             <w:r>
               <w:rPr>
                 <w:rFonts w:ascii="Calibri" w:cs="Calibri" w:eastAsia="Calibri" w:hAnsi="Calibri"/>
-                <w:color w:val="DCE6EC"/>
+                <w:color w:val="CFEFEF"/>
                 <w:sz w:val="18"/>
                 <w:szCs w:val="18"/>
               </w:rPr>
@@ -4634,12 +5042,12 @@
           <w:tcPr>
             <w:tcW w:type="dxa" w:w="9360"/>
             <w:tcBorders>
-              <w:top w:val="single" w:color="E7ECF1" w:sz="2"/>
-              <w:left w:val="single" w:color="2C4A63" w:sz="24"/>
-              <w:bottom w:val="single" w:color="E7ECF1" w:sz="2"/>
-              <w:right w:val="single" w:color="E7ECF1" w:sz="2"/>
+              <w:top w:val="single" w:color="E1F5F5" w:sz="2"/>
+              <w:left w:val="single" w:color="0C8B8E" w:sz="24"/>
+              <w:bottom w:val="single" w:color="E1F5F5" w:sz="2"/>
+              <w:right w:val="single" w:color="E1F5F5" w:sz="2"/>
             </w:tcBorders>
-            <w:shd w:fill="E7ECF1" w:color="auto" w:val="clear"/>
+            <w:shd w:fill="E1F5F5" w:color="auto" w:val="clear"/>
             <w:tcMar>
               <w:top w:type="dxa" w:w="140"/>
               <w:left w:type="dxa" w:w="220"/>
@@ -4656,7 +5064,7 @@
                 <w:rFonts w:ascii="Calibri" w:cs="Calibri" w:eastAsia="Calibri" w:hAnsi="Calibri"/>
                 <w:b/>
                 <w:bCs/>
-                <w:color w:val="1B2F3F"/>
+                <w:color w:val="075E60"/>
                 <w:sz w:val="18"/>
                 <w:szCs w:val="18"/>
               </w:rPr>
@@ -4788,7 +5196,7 @@
         <w:tc>
           <w:tcPr>
             <w:tcW w:type="dxa" w:w="1100"/>
-            <w:shd w:fill="1B2F3F" w:color="auto" w:val="clear"/>
+            <w:shd w:fill="075E60" w:color="auto" w:val="clear"/>
             <w:tcMar>
               <w:top w:type="dxa" w:w="200"/>
               <w:left w:type="dxa" w:w="160"/>
@@ -4814,7 +5222,7 @@
         <w:tc>
           <w:tcPr>
             <w:tcW w:type="dxa" w:w="8260"/>
-            <w:shd w:fill="1B2F3F" w:color="auto" w:val="clear"/>
+            <w:shd w:fill="075E60" w:color="auto" w:val="clear"/>
             <w:tcMar>
               <w:top w:type="dxa" w:w="200"/>
               <w:left w:type="dxa" w:w="220"/>
@@ -4843,7 +5251,7 @@
             <w:r>
               <w:rPr>
                 <w:rFonts w:ascii="Calibri" w:cs="Calibri" w:eastAsia="Calibri" w:hAnsi="Calibri"/>
-                <w:color w:val="DCE6EC"/>
+                <w:color w:val="CFEFEF"/>
                 <w:sz w:val="18"/>
                 <w:szCs w:val="18"/>
               </w:rPr>
@@ -4878,12 +5286,12 @@
           <w:tcPr>
             <w:tcW w:type="dxa" w:w="9360"/>
             <w:tcBorders>
-              <w:top w:val="single" w:color="E7ECF1" w:sz="2"/>
-              <w:left w:val="single" w:color="2C4A63" w:sz="24"/>
-              <w:bottom w:val="single" w:color="E7ECF1" w:sz="2"/>
-              <w:right w:val="single" w:color="E7ECF1" w:sz="2"/>
+              <w:top w:val="single" w:color="E1F5F5" w:sz="2"/>
+              <w:left w:val="single" w:color="0C8B8E" w:sz="24"/>
+              <w:bottom w:val="single" w:color="E1F5F5" w:sz="2"/>
+              <w:right w:val="single" w:color="E1F5F5" w:sz="2"/>
             </w:tcBorders>
-            <w:shd w:fill="E7ECF1" w:color="auto" w:val="clear"/>
+            <w:shd w:fill="E1F5F5" w:color="auto" w:val="clear"/>
             <w:tcMar>
               <w:top w:type="dxa" w:w="140"/>
               <w:left w:type="dxa" w:w="220"/>
@@ -4900,7 +5308,7 @@
                 <w:rFonts w:ascii="Calibri" w:cs="Calibri" w:eastAsia="Calibri" w:hAnsi="Calibri"/>
                 <w:b/>
                 <w:bCs/>
-                <w:color w:val="1B2F3F"/>
+                <w:color w:val="075E60"/>
                 <w:sz w:val="18"/>
                 <w:szCs w:val="18"/>
               </w:rPr>
@@ -5072,7 +5480,7 @@
         <w:tc>
           <w:tcPr>
             <w:tcW w:type="dxa" w:w="1100"/>
-            <w:shd w:fill="1B2F3F" w:color="auto" w:val="clear"/>
+            <w:shd w:fill="075E60" w:color="auto" w:val="clear"/>
             <w:tcMar>
               <w:top w:type="dxa" w:w="200"/>
               <w:left w:type="dxa" w:w="160"/>
@@ -5098,7 +5506,7 @@
         <w:tc>
           <w:tcPr>
             <w:tcW w:type="dxa" w:w="8260"/>
-            <w:shd w:fill="1B2F3F" w:color="auto" w:val="clear"/>
+            <w:shd w:fill="075E60" w:color="auto" w:val="clear"/>
             <w:tcMar>
               <w:top w:type="dxa" w:w="200"/>
               <w:left w:type="dxa" w:w="220"/>
@@ -5127,7 +5535,7 @@
             <w:r>
               <w:rPr>
                 <w:rFonts w:ascii="Calibri" w:cs="Calibri" w:eastAsia="Calibri" w:hAnsi="Calibri"/>
-                <w:color w:val="DCE6EC"/>
+                <w:color w:val="CFEFEF"/>
                 <w:sz w:val="18"/>
                 <w:szCs w:val="18"/>
               </w:rPr>
@@ -5162,12 +5570,12 @@
           <w:tcPr>
             <w:tcW w:type="dxa" w:w="9360"/>
             <w:tcBorders>
-              <w:top w:val="single" w:color="E7ECF1" w:sz="2"/>
-              <w:left w:val="single" w:color="2C4A63" w:sz="24"/>
-              <w:bottom w:val="single" w:color="E7ECF1" w:sz="2"/>
-              <w:right w:val="single" w:color="E7ECF1" w:sz="2"/>
+              <w:top w:val="single" w:color="E1F5F5" w:sz="2"/>
+              <w:left w:val="single" w:color="0C8B8E" w:sz="24"/>
+              <w:bottom w:val="single" w:color="E1F5F5" w:sz="2"/>
+              <w:right w:val="single" w:color="E1F5F5" w:sz="2"/>
             </w:tcBorders>
-            <w:shd w:fill="E7ECF1" w:color="auto" w:val="clear"/>
+            <w:shd w:fill="E1F5F5" w:color="auto" w:val="clear"/>
             <w:tcMar>
               <w:top w:type="dxa" w:w="140"/>
               <w:left w:type="dxa" w:w="220"/>
@@ -5184,7 +5592,7 @@
                 <w:rFonts w:ascii="Calibri" w:cs="Calibri" w:eastAsia="Calibri" w:hAnsi="Calibri"/>
                 <w:b/>
                 <w:bCs/>
-                <w:color w:val="1B2F3F"/>
+                <w:color w:val="075E60"/>
                 <w:sz w:val="18"/>
                 <w:szCs w:val="18"/>
               </w:rPr>
@@ -5316,7 +5724,7 @@
         <w:tc>
           <w:tcPr>
             <w:tcW w:type="dxa" w:w="1100"/>
-            <w:shd w:fill="1B2F3F" w:color="auto" w:val="clear"/>
+            <w:shd w:fill="075E60" w:color="auto" w:val="clear"/>
             <w:tcMar>
               <w:top w:type="dxa" w:w="200"/>
               <w:left w:type="dxa" w:w="160"/>
@@ -5342,7 +5750,7 @@
         <w:tc>
           <w:tcPr>
             <w:tcW w:type="dxa" w:w="8260"/>
-            <w:shd w:fill="1B2F3F" w:color="auto" w:val="clear"/>
+            <w:shd w:fill="075E60" w:color="auto" w:val="clear"/>
             <w:tcMar>
               <w:top w:type="dxa" w:w="200"/>
               <w:left w:type="dxa" w:w="220"/>
@@ -5371,7 +5779,7 @@
             <w:r>
               <w:rPr>
                 <w:rFonts w:ascii="Calibri" w:cs="Calibri" w:eastAsia="Calibri" w:hAnsi="Calibri"/>
-                <w:color w:val="DCE6EC"/>
+                <w:color w:val="CFEFEF"/>
                 <w:sz w:val="18"/>
                 <w:szCs w:val="18"/>
               </w:rPr>
@@ -5612,7 +6020,7 @@
         <w:tc>
           <w:tcPr>
             <w:tcW w:type="dxa" w:w="2200"/>
-            <w:shd w:fill="1B2F3F" w:color="auto" w:val="clear"/>
+            <w:shd w:fill="075E60" w:color="auto" w:val="clear"/>
             <w:tcMar>
               <w:top w:type="dxa" w:w="90"/>
               <w:left w:type="dxa" w:w="120"/>
@@ -5640,7 +6048,7 @@
         <w:tc>
           <w:tcPr>
             <w:tcW w:type="dxa" w:w="2200"/>
-            <w:shd w:fill="1B2F3F" w:color="auto" w:val="clear"/>
+            <w:shd w:fill="075E60" w:color="auto" w:val="clear"/>
             <w:tcMar>
               <w:top w:type="dxa" w:w="90"/>
               <w:left w:type="dxa" w:w="120"/>
@@ -5668,7 +6076,7 @@
         <w:tc>
           <w:tcPr>
             <w:tcW w:type="dxa" w:w="4960"/>
-            <w:shd w:fill="1B2F3F" w:color="auto" w:val="clear"/>
+            <w:shd w:fill="075E60" w:color="auto" w:val="clear"/>
             <w:tcMar>
               <w:top w:type="dxa" w:w="90"/>
               <w:left w:type="dxa" w:w="120"/>
@@ -7357,7 +7765,7 @@
   <w:p>
     <w:pPr>
       <w:pBdr>
-        <w:bottom w:val="single" w:color="2C4A63" w:sz="4"/>
+        <w:bottom w:val="single" w:color="0C8B8E" w:sz="4"/>
       </w:pBdr>
       <w:tabs>
         <w:tab w:val="right" w:pos="9026"/>
@@ -7368,7 +7776,7 @@
         <w:rFonts w:ascii="Calibri" w:cs="Calibri" w:eastAsia="Calibri" w:hAnsi="Calibri"/>
         <w:b/>
         <w:bCs/>
-        <w:color w:val="1B2F3F"/>
+        <w:color w:val="075E60"/>
         <w:sz w:val="16"/>
         <w:szCs w:val="16"/>
       </w:rPr>
